--- a/docs/10_Database_Design.docx
+++ b/docs/10_Database_Design.docx
@@ -4463,6 +4463,245 @@
         <w:t>) ensures that demand estimation remains independent from financial calculations, resulting in a clean, reliable, and maintainable database design.</w:t>
       </w:r>
       <w:bookmarkEnd w:id="38"/>
+      <w:r>
+        <w:br/>
+      </w:r>
+      <w:r>
+        <w:br/>
+      </w:r>
+      <w:r>
+        <w:t>4.X Meal Pricing</w:t>
+      </w:r>
+    </w:p>
+    <w:p>
+      <w:pPr>
+        <w:pStyle w:val="FirstParagraph"/>
+      </w:pPr>
+    </w:p>
+    <w:p>
+      <w:pPr>
+        <w:pStyle w:val="FirstParagraph"/>
+      </w:pPr>
+      <w:r>
+        <w:t>Purpose</w:t>
+      </w:r>
+    </w:p>
+    <w:p>
+      <w:pPr>
+        <w:pStyle w:val="FirstParagraph"/>
+      </w:pPr>
+    </w:p>
+    <w:p>
+      <w:pPr>
+        <w:pStyle w:val="FirstParagraph"/>
+      </w:pPr>
+      <w:r>
+        <w:t>Stores the current prices for predefined Meal Options.</w:t>
+      </w:r>
+    </w:p>
+    <w:p>
+      <w:pPr>
+        <w:pStyle w:val="FirstParagraph"/>
+      </w:pPr>
+    </w:p>
+    <w:p>
+      <w:pPr>
+        <w:pStyle w:val="FirstParagraph"/>
+      </w:pPr>
+      <w:r>
+        <w:t>Attributes</w:t>
+      </w:r>
+    </w:p>
+    <w:p>
+      <w:pPr>
+        <w:pStyle w:val="FirstParagraph"/>
+      </w:pPr>
+    </w:p>
+    <w:p>
+      <w:pPr>
+        <w:pStyle w:val="FirstParagraph"/>
+      </w:pPr>
+      <w:proofErr w:type="spellStart"/>
+      <w:r>
+        <w:t>mealPricingId</w:t>
+      </w:r>
+      <w:proofErr w:type="spellEnd"/>
+    </w:p>
+    <w:p>
+      <w:pPr>
+        <w:pStyle w:val="FirstParagraph"/>
+      </w:pPr>
+      <w:r>
+        <w:t>BIGINT</w:t>
+      </w:r>
+    </w:p>
+    <w:p>
+      <w:pPr>
+        <w:pStyle w:val="FirstParagraph"/>
+      </w:pPr>
+      <w:r>
+        <w:t>Primary Key</w:t>
+      </w:r>
+    </w:p>
+    <w:p>
+      <w:pPr>
+        <w:pStyle w:val="FirstParagraph"/>
+      </w:pPr>
+    </w:p>
+    <w:p>
+      <w:pPr>
+        <w:pStyle w:val="FirstParagraph"/>
+      </w:pPr>
+      <w:proofErr w:type="spellStart"/>
+      <w:r>
+        <w:t>halfMealPrice</w:t>
+      </w:r>
+      <w:proofErr w:type="spellEnd"/>
+    </w:p>
+    <w:p>
+      <w:pPr>
+        <w:pStyle w:val="FirstParagraph"/>
+      </w:pPr>
+      <w:r>
+        <w:t>DECIMAL(10,2)</w:t>
+      </w:r>
+    </w:p>
+    <w:p>
+      <w:pPr>
+        <w:pStyle w:val="FirstParagraph"/>
+      </w:pPr>
+    </w:p>
+    <w:p>
+      <w:pPr>
+        <w:pStyle w:val="FirstParagraph"/>
+      </w:pPr>
+      <w:proofErr w:type="spellStart"/>
+      <w:r>
+        <w:t>fullMealPrice</w:t>
+      </w:r>
+      <w:proofErr w:type="spellEnd"/>
+    </w:p>
+    <w:p>
+      <w:pPr>
+        <w:pStyle w:val="FirstParagraph"/>
+      </w:pPr>
+      <w:r>
+        <w:t>DECIMAL(10,2)</w:t>
+      </w:r>
+    </w:p>
+    <w:p>
+      <w:pPr>
+        <w:pStyle w:val="FirstParagraph"/>
+      </w:pPr>
+    </w:p>
+    <w:p>
+      <w:pPr>
+        <w:pStyle w:val="FirstParagraph"/>
+      </w:pPr>
+      <w:proofErr w:type="spellStart"/>
+      <w:r>
+        <w:t>extraRotiPrice</w:t>
+      </w:r>
+      <w:proofErr w:type="spellEnd"/>
+    </w:p>
+    <w:p>
+      <w:pPr>
+        <w:pStyle w:val="FirstParagraph"/>
+      </w:pPr>
+      <w:r>
+        <w:t>DECIMAL(10,2)</w:t>
+      </w:r>
+    </w:p>
+    <w:p>
+      <w:pPr>
+        <w:pStyle w:val="FirstParagraph"/>
+      </w:pPr>
+    </w:p>
+    <w:p>
+      <w:pPr>
+        <w:pStyle w:val="FirstParagraph"/>
+      </w:pPr>
+      <w:proofErr w:type="spellStart"/>
+      <w:r>
+        <w:t>updatedAt</w:t>
+      </w:r>
+      <w:proofErr w:type="spellEnd"/>
+    </w:p>
+    <w:p>
+      <w:pPr>
+        <w:pStyle w:val="FirstParagraph"/>
+      </w:pPr>
+      <w:r>
+        <w:t>TIMESTAMP</w:t>
+      </w:r>
+    </w:p>
+    <w:p>
+      <w:pPr>
+        <w:pStyle w:val="FirstParagraph"/>
+      </w:pPr>
+    </w:p>
+    <w:p>
+      <w:pPr>
+        <w:pStyle w:val="FirstParagraph"/>
+      </w:pPr>
+      <w:r>
+        <w:t>Relationships</w:t>
+      </w:r>
+    </w:p>
+    <w:p>
+      <w:pPr>
+        <w:pStyle w:val="FirstParagraph"/>
+      </w:pPr>
+    </w:p>
+    <w:p>
+      <w:pPr>
+        <w:pStyle w:val="FirstParagraph"/>
+      </w:pPr>
+      <w:r>
+        <w:t>Referenced by Meal Response during customer selection.</w:t>
+      </w:r>
+    </w:p>
+    <w:p>
+      <w:pPr>
+        <w:pStyle w:val="FirstParagraph"/>
+      </w:pPr>
+    </w:p>
+    <w:p>
+      <w:pPr>
+        <w:pStyle w:val="FirstParagraph"/>
+      </w:pPr>
+      <w:r>
+        <w:t>Business Rules</w:t>
+      </w:r>
+    </w:p>
+    <w:p>
+      <w:pPr>
+        <w:pStyle w:val="FirstParagraph"/>
+      </w:pPr>
+    </w:p>
+    <w:p>
+      <w:pPr>
+        <w:pStyle w:val="FirstParagraph"/>
+      </w:pPr>
+      <w:r>
+        <w:t>• Only one pricing configuration exists.</w:t>
+      </w:r>
+    </w:p>
+    <w:p>
+      <w:pPr>
+        <w:pStyle w:val="FirstParagraph"/>
+      </w:pPr>
+      <w:r>
+        <w:t>• Prices must always be greater than zero.</w:t>
+      </w:r>
+    </w:p>
+    <w:p>
+      <w:pPr>
+        <w:pStyle w:val="FirstParagraph"/>
+      </w:pPr>
+      <w:r>
+        <w:t>• Updating prices affects only future customer responses.</w:t>
+      </w:r>
     </w:p>
     <w:sectPr>
       <w:footnotePr>
